--- a/zht/docx/155.content.docx
+++ b/zht/docx/155.content.docx
@@ -387,18 +387,12 @@
           <w:lang w:val="zh_TW" w:bidi="zh_TW"/>
         </w:rPr>
       </w:r>
-      <w:hyperlink r:id="rId13">
-        <w:r>
-          <w:rPr>
-            <w:lang w:val="zh_TW" w:bidi="zh_TW"/>
-          </w:rPr>
-          <w:rPr>
-            <w:color w:val="0000EE"/>
-            <w:u w:val="single"/>
-          </w:rPr>
-          <w:t>歷代志下36:23</w:t>
-        </w:r>
-      </w:hyperlink>
+      <w:r>
+        <w:rPr>
+          <w:lang w:val="zh_TW" w:bidi="zh_TW"/>
+        </w:rPr>
+        <w:t>歷代志下36:23</w:t>
+      </w:r>
     </w:p>
     <w:p>
       <w:pPr>
@@ -411,18 +405,12 @@
           <w:lang w:val="zh_TW" w:bidi="zh_TW"/>
         </w:rPr>
       </w:r>
-      <w:hyperlink r:id="rId14">
-        <w:r>
-          <w:rPr>
-            <w:lang w:val="zh_TW" w:bidi="zh_TW"/>
-          </w:rPr>
-          <w:rPr>
-            <w:color w:val="0000EE"/>
-            <w:u w:val="single"/>
-          </w:rPr>
-          <w:t>但以理書1:21</w:t>
-        </w:r>
-      </w:hyperlink>
+      <w:r>
+        <w:rPr>
+          <w:lang w:val="zh_TW" w:bidi="zh_TW"/>
+        </w:rPr>
+        <w:t>但以理書1:21</w:t>
+      </w:r>
     </w:p>
     <w:p>
       <w:pPr>
@@ -435,18 +423,12 @@
           <w:lang w:val="zh_TW" w:bidi="zh_TW"/>
         </w:rPr>
       </w:r>
-      <w:hyperlink r:id="rId15">
-        <w:r>
-          <w:rPr>
-            <w:lang w:val="zh_TW" w:bidi="zh_TW"/>
-          </w:rPr>
-          <w:rPr>
-            <w:color w:val="0000EE"/>
-            <w:u w:val="single"/>
-          </w:rPr>
-          <w:t>以斯拉記5:13</w:t>
-        </w:r>
-      </w:hyperlink>
+      <w:r>
+        <w:rPr>
+          <w:lang w:val="zh_TW" w:bidi="zh_TW"/>
+        </w:rPr>
+        <w:t>以斯拉記5:13</w:t>
+      </w:r>
     </w:p>
     <w:p>
       <w:pPr>
@@ -459,18 +441,12 @@
           <w:lang w:val="zh_TW" w:bidi="zh_TW"/>
         </w:rPr>
       </w:r>
-      <w:hyperlink r:id="rId16">
-        <w:r>
-          <w:rPr>
-            <w:lang w:val="zh_TW" w:bidi="zh_TW"/>
-          </w:rPr>
-          <w:rPr>
-            <w:color w:val="0000EE"/>
-            <w:u w:val="single"/>
-          </w:rPr>
-          <w:t>以賽亞書44:28</w:t>
-        </w:r>
-      </w:hyperlink>
+      <w:r>
+        <w:rPr>
+          <w:lang w:val="zh_TW" w:bidi="zh_TW"/>
+        </w:rPr>
+        <w:t>以賽亞書44:28</w:t>
+      </w:r>
     </w:p>
     <w:p>
       <w:pPr>
@@ -718,18 +694,12 @@
           <w:lang w:val="zh_TW" w:bidi="zh_TW"/>
         </w:rPr>
       </w:r>
-      <w:hyperlink r:id="rId17">
-        <w:r>
-          <w:rPr>
-            <w:lang w:val="zh_TW" w:bidi="zh_TW"/>
-          </w:rPr>
-          <w:rPr>
-            <w:color w:val="0000EE"/>
-            <w:u w:val="single"/>
-          </w:rPr>
-          <w:t>使徒行傳4:36–37</w:t>
-        </w:r>
-      </w:hyperlink>
+      <w:r>
+        <w:rPr>
+          <w:lang w:val="zh_TW" w:bidi="zh_TW"/>
+        </w:rPr>
+        <w:t>使徒行傳4:36–37</w:t>
+      </w:r>
     </w:p>
     <w:p>
       <w:pPr>
@@ -742,18 +712,12 @@
           <w:lang w:val="zh_TW" w:bidi="zh_TW"/>
         </w:rPr>
       </w:r>
-      <w:hyperlink r:id="rId18">
-        <w:r>
-          <w:rPr>
-            <w:lang w:val="zh_TW" w:bidi="zh_TW"/>
-          </w:rPr>
-          <w:rPr>
-            <w:color w:val="0000EE"/>
-            <w:u w:val="single"/>
-          </w:rPr>
-          <w:t>使徒行傳13:5</w:t>
-        </w:r>
-      </w:hyperlink>
+      <w:r>
+        <w:rPr>
+          <w:lang w:val="zh_TW" w:bidi="zh_TW"/>
+        </w:rPr>
+        <w:t>使徒行傳13:5</w:t>
+      </w:r>
     </w:p>
     <w:p>
       <w:pPr>
@@ -766,18 +730,12 @@
           <w:lang w:val="zh_TW" w:bidi="zh_TW"/>
         </w:rPr>
       </w:r>
-      <w:hyperlink r:id="rId19">
-        <w:r>
-          <w:rPr>
-            <w:lang w:val="zh_TW" w:bidi="zh_TW"/>
-          </w:rPr>
-          <w:rPr>
-            <w:color w:val="0000EE"/>
-            <w:u w:val="single"/>
-          </w:rPr>
-          <w:t>使徒行傳15:41</w:t>
-        </w:r>
-      </w:hyperlink>
+      <w:r>
+        <w:rPr>
+          <w:lang w:val="zh_TW" w:bidi="zh_TW"/>
+        </w:rPr>
+        <w:t>使徒行傳15:41</w:t>
+      </w:r>
     </w:p>
     <w:p>
       <w:pPr>
@@ -790,18 +748,12 @@
           <w:lang w:val="zh_TW" w:bidi="zh_TW"/>
         </w:rPr>
       </w:r>
-      <w:hyperlink r:id="rId20">
-        <w:r>
-          <w:rPr>
-            <w:lang w:val="zh_TW" w:bidi="zh_TW"/>
-          </w:rPr>
-          <w:rPr>
-            <w:color w:val="0000EE"/>
-            <w:u w:val="single"/>
-          </w:rPr>
-          <w:t>使徒行傳27:4</w:t>
-        </w:r>
-      </w:hyperlink>
+      <w:r>
+        <w:rPr>
+          <w:lang w:val="zh_TW" w:bidi="zh_TW"/>
+        </w:rPr>
+        <w:t>使徒行傳27:4</w:t>
+      </w:r>
     </w:p>
     <w:p>
       <w:pPr>
@@ -814,18 +766,12 @@
           <w:lang w:val="zh_TW" w:bidi="zh_TW"/>
         </w:rPr>
       </w:r>
-      <w:hyperlink r:id="rId21">
-        <w:r>
-          <w:rPr>
-            <w:lang w:val="zh_TW" w:bidi="zh_TW"/>
-          </w:rPr>
-          <w:rPr>
-            <w:color w:val="0000EE"/>
-            <w:u w:val="single"/>
-          </w:rPr>
-          <w:t>以西結書27:6–7</w:t>
-        </w:r>
-      </w:hyperlink>
+      <w:r>
+        <w:rPr>
+          <w:lang w:val="zh_TW" w:bidi="zh_TW"/>
+        </w:rPr>
+        <w:t>以西結書27:6–7</w:t>
+      </w:r>
     </w:p>
     <w:p>
       <w:pPr>
@@ -838,18 +784,12 @@
           <w:lang w:val="zh_TW" w:bidi="zh_TW"/>
         </w:rPr>
       </w:r>
-      <w:hyperlink r:id="rId22">
-        <w:r>
-          <w:rPr>
-            <w:lang w:val="zh_TW" w:bidi="zh_TW"/>
-          </w:rPr>
-          <w:rPr>
-            <w:color w:val="0000EE"/>
-            <w:u w:val="single"/>
-          </w:rPr>
-          <w:t>以賽亞書23:10–12</w:t>
-        </w:r>
-      </w:hyperlink>
+      <w:r>
+        <w:rPr>
+          <w:lang w:val="zh_TW" w:bidi="zh_TW"/>
+        </w:rPr>
+        <w:t>以賽亞書23:10–12</w:t>
+      </w:r>
     </w:p>
     <w:p>
       <w:pPr>
@@ -1139,18 +1079,12 @@
           <w:lang w:val="zh_TW" w:bidi="zh_TW"/>
         </w:rPr>
       </w:r>
-      <w:hyperlink r:id="rId23">
-        <w:r>
-          <w:rPr>
-            <w:lang w:val="zh_TW" w:bidi="zh_TW"/>
-          </w:rPr>
-          <w:rPr>
-            <w:color w:val="0000EE"/>
-            <w:u w:val="single"/>
-          </w:rPr>
-          <w:t>歷代志上1:1</w:t>
-        </w:r>
-      </w:hyperlink>
+      <w:r>
+        <w:rPr>
+          <w:lang w:val="zh_TW" w:bidi="zh_TW"/>
+        </w:rPr>
+        <w:t>歷代志上1:1</w:t>
+      </w:r>
     </w:p>
     <w:p>
       <w:pPr>
@@ -1163,18 +1097,12 @@
           <w:lang w:val="zh_TW" w:bidi="zh_TW"/>
         </w:rPr>
       </w:r>
-      <w:hyperlink r:id="rId24">
-        <w:r>
-          <w:rPr>
-            <w:lang w:val="zh_TW" w:bidi="zh_TW"/>
-          </w:rPr>
-          <w:rPr>
-            <w:color w:val="0000EE"/>
-            <w:u w:val="single"/>
-          </w:rPr>
-          <w:t>路加福音3:36–38</w:t>
-        </w:r>
-      </w:hyperlink>
+      <w:r>
+        <w:rPr>
+          <w:lang w:val="zh_TW" w:bidi="zh_TW"/>
+        </w:rPr>
+        <w:t>路加福音3:36–38</w:t>
+      </w:r>
     </w:p>
     <w:p>
       <w:pPr>
@@ -1187,18 +1115,12 @@
           <w:lang w:val="zh_TW" w:bidi="zh_TW"/>
         </w:rPr>
       </w:r>
-      <w:hyperlink r:id="rId25">
-        <w:r>
-          <w:rPr>
-            <w:lang w:val="zh_TW" w:bidi="zh_TW"/>
-          </w:rPr>
-          <w:rPr>
-            <w:color w:val="0000EE"/>
-            <w:u w:val="single"/>
-          </w:rPr>
-          <w:t>民數記24:17</w:t>
-        </w:r>
-      </w:hyperlink>
+      <w:r>
+        <w:rPr>
+          <w:lang w:val="zh_TW" w:bidi="zh_TW"/>
+        </w:rPr>
+        <w:t>民數記24:17</w:t>
+      </w:r>
     </w:p>
     <w:p>
       <w:pPr>

--- a/zht/docx/155.content.docx
+++ b/zht/docx/155.content.docx
@@ -657,19 +657,7 @@
         <w:rPr>
           <w:lang w:val="zh_TW" w:bidi="zh_TW"/>
         </w:rPr>
-        <w:t>，</w:t>
-      </w:r>
-      <w:r>
-        <w:rPr>
-          <w:lang w:val="zh_TW" w:bidi="zh_TW"/>
-        </w:rPr>
-        <w:t>海</w:t>
-      </w:r>
-      <w:r>
-        <w:rPr>
-          <w:lang w:val="zh_TW" w:bidi="zh_TW"/>
-        </w:rPr>
-        <w:t>）</w:t>
+        <w:t>，海）</w:t>
       </w:r>
     </w:p>
     <w:p>
@@ -994,19 +982,7 @@
         <w:rPr>
           <w:lang w:val="zh_TW" w:bidi="zh_TW"/>
         </w:rPr>
-        <w:t>、</w:t>
-      </w:r>
-      <w:r>
-        <w:rPr>
-          <w:lang w:val="zh_TW" w:bidi="zh_TW"/>
-        </w:rPr>
-        <w:t>呼叫</w:t>
-      </w:r>
-      <w:r>
-        <w:rPr>
-          <w:lang w:val="zh_TW" w:bidi="zh_TW"/>
-        </w:rPr>
-        <w:t>、</w:t>
+        <w:t>、呼叫、</w:t>
       </w:r>
       <w:r>
         <w:rPr>
@@ -1018,19 +994,7 @@
         <w:rPr>
           <w:lang w:val="zh_TW" w:bidi="zh_TW"/>
         </w:rPr>
-        <w:t>、</w:t>
-      </w:r>
-      <w:r>
-        <w:rPr>
-          <w:lang w:val="zh_TW" w:bidi="zh_TW"/>
-        </w:rPr>
-        <w:t>祖先</w:t>
-      </w:r>
-      <w:r>
-        <w:rPr>
-          <w:lang w:val="zh_TW" w:bidi="zh_TW"/>
-        </w:rPr>
-        <w:t>、</w:t>
+        <w:t>、祖先、</w:t>
       </w:r>
       <w:r>
         <w:rPr>
